--- a/future prompts.docx
+++ b/future prompts.docx
@@ -4,274 +4,13 @@
   <w:body>
     <w:p>
       <w:r>
-        <w:t xml:space="preserve">-wenn man einen </w:t>
-      </w:r>
-      <w:proofErr w:type="spellStart"/>
-      <w:r>
-        <w:t>trainings</w:t>
-      </w:r>
-      <w:proofErr w:type="spellEnd"/>
-      <w:r>
-        <w:t xml:space="preserve"> lauf oder gewerteten </w:t>
-      </w:r>
-      <w:proofErr w:type="spellStart"/>
-      <w:r>
-        <w:t>test</w:t>
-      </w:r>
-      <w:proofErr w:type="spellEnd"/>
-      <w:r>
-        <w:t xml:space="preserve"> abschliesst, fasse unten alle fragen zusammen und zeige welche richtig und welche falsch waren damit es nachvollziehbar ist was falsch war.</w:t>
-      </w:r>
-    </w:p>
-    <w:p>
-      <w:r>
-        <w:t xml:space="preserve">-trenne beim logo </w:t>
-      </w:r>
-      <w:proofErr w:type="spellStart"/>
-      <w:r>
-        <w:t>text</w:t>
-      </w:r>
-      <w:proofErr w:type="spellEnd"/>
-      <w:r>
-        <w:t xml:space="preserve"> und das logo, füge die 2 </w:t>
-      </w:r>
-      <w:proofErr w:type="spellStart"/>
-      <w:r>
-        <w:t>kinder</w:t>
-      </w:r>
-      <w:proofErr w:type="spellEnd"/>
-      <w:r>
-        <w:t xml:space="preserve"> auf der jeweiligen </w:t>
-      </w:r>
-      <w:proofErr w:type="spellStart"/>
-      <w:r>
-        <w:t>seite</w:t>
-      </w:r>
-      <w:proofErr w:type="spellEnd"/>
-      <w:r>
-        <w:t xml:space="preserve"> an und lasse die </w:t>
-      </w:r>
-      <w:proofErr w:type="spellStart"/>
-      <w:r>
-        <w:t>animation</w:t>
-      </w:r>
-      <w:proofErr w:type="spellEnd"/>
-      <w:r>
-        <w:t xml:space="preserve"> mit </w:t>
-      </w:r>
-      <w:proofErr w:type="gramStart"/>
-      <w:r>
-        <w:t>dem schweben</w:t>
-      </w:r>
-      <w:proofErr w:type="gramEnd"/>
-      <w:r>
-        <w:t xml:space="preserve">, zusätzlich auch </w:t>
-      </w:r>
-      <w:proofErr w:type="gramStart"/>
-      <w:r>
-        <w:t>das fragezeigen</w:t>
-      </w:r>
-      <w:proofErr w:type="gramEnd"/>
-      <w:r>
-        <w:t xml:space="preserve"> vom logo</w:t>
-      </w:r>
-    </w:p>
-    <w:p>
-      <w:r>
-        <w:t xml:space="preserve">-erstelle eine </w:t>
-      </w:r>
-      <w:proofErr w:type="spellStart"/>
-      <w:r>
-        <w:t>catchphrase</w:t>
-      </w:r>
-      <w:proofErr w:type="spellEnd"/>
-      <w:r>
-        <w:t xml:space="preserve"> und füge die auf der </w:t>
-      </w:r>
-      <w:proofErr w:type="spellStart"/>
-      <w:r>
-        <w:t>seite</w:t>
-      </w:r>
-      <w:proofErr w:type="spellEnd"/>
-      <w:r>
-        <w:t xml:space="preserve"> hinzu</w:t>
-      </w:r>
-    </w:p>
-    <w:p>
-      <w:r>
-        <w:t xml:space="preserve">-erstelle auf der </w:t>
-      </w:r>
-      <w:proofErr w:type="spellStart"/>
-      <w:r>
-        <w:t>startseite</w:t>
-      </w:r>
-      <w:proofErr w:type="spellEnd"/>
-      <w:r>
-        <w:t xml:space="preserve"> unterhalb von logo eine kleine </w:t>
-      </w:r>
-      <w:proofErr w:type="spellStart"/>
-      <w:r>
-        <w:t>rangliste</w:t>
-      </w:r>
-      <w:proofErr w:type="spellEnd"/>
-      <w:r>
-        <w:t xml:space="preserve"> die, die top 10 der </w:t>
-      </w:r>
-      <w:proofErr w:type="spellStart"/>
-      <w:r>
-        <w:t>schweiz</w:t>
-      </w:r>
-      <w:proofErr w:type="spellEnd"/>
-      <w:r>
-        <w:t xml:space="preserve"> anzeigt mit </w:t>
-      </w:r>
-      <w:proofErr w:type="spellStart"/>
-      <w:r>
-        <w:t>namen</w:t>
-      </w:r>
-      <w:proofErr w:type="spellEnd"/>
-      <w:r>
-        <w:t xml:space="preserve"> und kantonslogo</w:t>
+        <w:t>-</w:t>
       </w:r>
       <w:r>
-        <w:t xml:space="preserve"> und welche </w:t>
+        <w:t>entferne bei hauskatze das haus das es überall nur katze heisst.</w:t>
       </w:r>
-      <w:proofErr w:type="spellStart"/>
-      <w:r>
-        <w:t>rubrik</w:t>
-      </w:r>
-      <w:proofErr w:type="spellEnd"/>
-      <w:r>
-        <w:t xml:space="preserve"> ob </w:t>
-      </w:r>
-      <w:proofErr w:type="spellStart"/>
-      <w:r>
-        <w:t>entdecker</w:t>
-      </w:r>
-      <w:proofErr w:type="spellEnd"/>
       <w:r>
         <w:t xml:space="preserve"> </w:t>
-      </w:r>
-      <w:proofErr w:type="spellStart"/>
-      <w:r>
-        <w:t>profi</w:t>
-      </w:r>
-      <w:proofErr w:type="spellEnd"/>
-      <w:r>
-        <w:t xml:space="preserve"> </w:t>
-      </w:r>
-      <w:proofErr w:type="spellStart"/>
-      <w:r>
-        <w:t>etc</w:t>
-      </w:r>
-      <w:proofErr w:type="spellEnd"/>
-    </w:p>
-    <w:p>
-      <w:r>
-        <w:t xml:space="preserve">-bei der </w:t>
-      </w:r>
-      <w:proofErr w:type="spellStart"/>
-      <w:r>
-        <w:t>registration</w:t>
-      </w:r>
-      <w:proofErr w:type="spellEnd"/>
-      <w:r>
-        <w:t xml:space="preserve"> entferne den </w:t>
-      </w:r>
-      <w:proofErr w:type="spellStart"/>
-      <w:r>
-        <w:t>part</w:t>
-      </w:r>
-      <w:proofErr w:type="spellEnd"/>
-      <w:r>
-        <w:t xml:space="preserve"> mit </w:t>
-      </w:r>
-      <w:proofErr w:type="spellStart"/>
-      <w:r>
-        <w:t>fantasie</w:t>
-      </w:r>
-      <w:proofErr w:type="spellEnd"/>
-      <w:r>
-        <w:t xml:space="preserve"> </w:t>
-      </w:r>
-      <w:proofErr w:type="spellStart"/>
-      <w:proofErr w:type="gramStart"/>
-      <w:r>
-        <w:t>namen</w:t>
-      </w:r>
-      <w:proofErr w:type="spellEnd"/>
-      <w:proofErr w:type="gramEnd"/>
-      <w:r>
-        <w:t xml:space="preserve"> sondern user sollen sich mit ihren echten </w:t>
-      </w:r>
-      <w:proofErr w:type="spellStart"/>
-      <w:r>
-        <w:t>namen</w:t>
-      </w:r>
-      <w:proofErr w:type="spellEnd"/>
-      <w:r>
-        <w:t xml:space="preserve"> registrieren sonst ist die </w:t>
-      </w:r>
-      <w:proofErr w:type="spellStart"/>
-      <w:r>
-        <w:t>rangeliste</w:t>
-      </w:r>
-      <w:proofErr w:type="spellEnd"/>
-      <w:r>
-        <w:t xml:space="preserve"> ja sinnfrei.</w:t>
-      </w:r>
-    </w:p>
-    <w:p>
-      <w:r>
-        <w:t xml:space="preserve">-bei der </w:t>
-      </w:r>
-      <w:proofErr w:type="spellStart"/>
-      <w:r>
-        <w:t>werkstatt</w:t>
-      </w:r>
-      <w:proofErr w:type="spellEnd"/>
-      <w:r>
-        <w:t xml:space="preserve"> die frage </w:t>
-      </w:r>
-      <w:proofErr w:type="spellStart"/>
-      <w:r>
-        <w:t>erstellung</w:t>
-      </w:r>
-      <w:proofErr w:type="spellEnd"/>
-      <w:r>
-        <w:t xml:space="preserve"> von 20 auf 100 erhöhen, falls dies nicht möglich </w:t>
-      </w:r>
-      <w:proofErr w:type="gramStart"/>
-      <w:r>
-        <w:t>ist</w:t>
-      </w:r>
-      <w:proofErr w:type="gramEnd"/>
-      <w:r>
-        <w:t xml:space="preserve"> wenigstens </w:t>
-      </w:r>
-      <w:proofErr w:type="gramStart"/>
-      <w:r>
-        <w:t>50</w:t>
-      </w:r>
-      <w:proofErr w:type="gramEnd"/>
-      <w:r>
-        <w:t xml:space="preserve"> welche dann in der </w:t>
-      </w:r>
-      <w:proofErr w:type="spellStart"/>
-      <w:r>
-        <w:t>datenbank</w:t>
-      </w:r>
-      <w:proofErr w:type="spellEnd"/>
-      <w:r>
-        <w:t xml:space="preserve"> die du bereits </w:t>
-      </w:r>
-      <w:proofErr w:type="gramStart"/>
-      <w:r>
-        <w:t>erstellt hast</w:t>
-      </w:r>
-      <w:proofErr w:type="gramEnd"/>
-      <w:r>
-        <w:t xml:space="preserve"> gespeichert werden</w:t>
       </w:r>
     </w:p>
     <w:sectPr>

--- a/future prompts.docx
+++ b/future prompts.docx
@@ -1,16 +1,18 @@
 
 <file path=word/document.xml><?xml version="1.0" encoding="utf-8"?>
-<w:document xmlns:wpc="http://schemas.microsoft.com/office/word/2010/wordprocessingCanvas" xmlns:cx="http://schemas.microsoft.com/office/drawing/2014/chartex" xmlns:cx1="http://schemas.microsoft.com/office/drawing/2015/9/8/chartex" xmlns:cx2="http://schemas.microsoft.com/office/drawing/2015/10/21/chartex" xmlns:cx3="http://schemas.microsoft.com/office/drawing/2016/5/9/chartex" xmlns:cx4="http://schemas.microsoft.com/office/drawing/2016/5/10/chartex" xmlns:cx5="http://schemas.microsoft.com/office/drawing/2016/5/11/chartex" xmlns:cx6="http://schemas.microsoft.com/office/drawing/2016/5/12/chartex" xmlns:cx7="http://schemas.microsoft.com/office/drawing/2016/5/13/chartex" xmlns:cx8="http://schemas.microsoft.com/office/drawing/2016/5/14/chartex" xmlns:mc="http://schemas.openxmlformats.org/markup-compatibility/2006" xmlns:aink="http://schemas.microsoft.com/office/drawing/2016/ink" xmlns:am3d="http://schemas.microsoft.com/office/drawing/2017/model3d" xmlns:o="urn:schemas-microsoft-com:office:office" xmlns:oel="http://schemas.microsoft.com/office/2019/extlst" xmlns:r="http://schemas.openxmlformats.org/officeDocument/2006/relationships" xmlns:m="http://schemas.openxmlformats.org/officeDocument/2006/math" xmlns:v="urn:schemas-microsoft-com:vml" xmlns:wp14="http://schemas.microsoft.com/office/word/2010/wordprocessingDrawing" xmlns:wp="http://schemas.openxmlformats.org/drawingml/2006/wordprocessingDrawing" xmlns:w10="urn:schemas-microsoft-com:office:word" xmlns:w="http://schemas.openxmlformats.org/wordprocessingml/2006/main" xmlns:w14="http://schemas.microsoft.com/office/word/2010/wordml" xmlns:w15="http://schemas.microsoft.com/office/word/2012/wordml" xmlns:w16cex="http://schemas.microsoft.com/office/word/2018/wordml/cex" xmlns:w16cid="http://schemas.microsoft.com/office/word/2016/wordml/cid" xmlns:w16="http://schemas.microsoft.com/office/word/2018/wordml" xmlns:w16du="http://schemas.microsoft.com/office/word/2023/wordml/word16du" xmlns:w16sdtdh="http://schemas.microsoft.com/office/word/2020/wordml/sdtdatahash" xmlns:w16sdtfl="http://schemas.microsoft.com/office/word/2024/wordml/sdtformatlock" xmlns:w16se="http://schemas.microsoft.com/office/word/2015/wordml/symex" xmlns:wpg="http://schemas.microsoft.com/office/word/2010/wordprocessingGroup" xmlns:wpi="http://schemas.microsoft.com/office/word/2010/wordprocessingInk" xmlns:wne="http://schemas.microsoft.com/office/word/2006/wordml" xmlns:wps="http://schemas.microsoft.com/office/word/2010/wordprocessingShape" mc:Ignorable="w14 w15 w16se w16cid w16 w16cex w16sdtdh w16sdtfl w16du wp14">
+<w:document xmlns:wpc="http://schemas.microsoft.com/office/word/2010/wordprocessingCanvas" xmlns:cx="http://schemas.microsoft.com/office/drawing/2014/chartex" xmlns:cx1="http://schemas.microsoft.com/office/drawing/2015/9/8/chartex" xmlns:cx2="http://schemas.microsoft.com/office/drawing/2015/10/21/chartex" xmlns:cx3="http://schemas.microsoft.com/office/drawing/2016/5/9/chartex" xmlns:cx4="http://schemas.microsoft.com/office/drawing/2016/5/10/chartex" xmlns:cx5="http://schemas.microsoft.com/office/drawing/2016/5/11/chartex" xmlns:cx6="http://schemas.microsoft.com/office/drawing/2016/5/12/chartex" xmlns:cx7="http://schemas.microsoft.com/office/drawing/2016/5/13/chartex" xmlns:cx8="http://schemas.microsoft.com/office/drawing/2016/5/14/chartex" xmlns:mc="http://schemas.openxmlformats.org/markup-compatibility/2006" xmlns:m="http://schemas.openxmlformats.org/officeDocument/2006/math" xmlns:aink="http://schemas.microsoft.com/office/drawing/2016/ink" xmlns:am3d="http://schemas.microsoft.com/office/drawing/2017/model3d" xmlns:oel="http://schemas.microsoft.com/office/2019/extlst" xmlns:r="http://schemas.openxmlformats.org/officeDocument/2006/relationships" xmlns:wp14="http://schemas.microsoft.com/office/word/2010/wordprocessingDrawing" xmlns:wp="http://schemas.openxmlformats.org/drawingml/2006/wordprocessingDrawing" xmlns:wpg="http://schemas.microsoft.com/office/word/2010/wordprocessingGroup" xmlns:wpi="http://schemas.microsoft.com/office/word/2010/wordprocessingInk" xmlns:wps="http://schemas.microsoft.com/office/word/2010/wordprocessingShape" xmlns:o="urn:schemas-microsoft-com:office:office" xmlns:v="urn:schemas-microsoft-com:vml" xmlns:w10="urn:schemas-microsoft-com:office:word" xmlns:w="http://schemas.openxmlformats.org/wordprocessingml/2006/main" xmlns:w14="http://schemas.microsoft.com/office/word/2010/wordml" xmlns:w15="http://schemas.microsoft.com/office/word/2012/wordml" xmlns:w16cex="http://schemas.microsoft.com/office/word/2018/wordml/cex" xmlns:w16cid="http://schemas.microsoft.com/office/word/2016/wordml/cid" xmlns:w16="http://schemas.microsoft.com/office/word/2018/wordml" xmlns:w16sdtdh="http://schemas.microsoft.com/office/word/2020/wordml/sdtdatahash" xmlns:w16sdtfl="http://schemas.microsoft.com/office/word/2024/wordml/sdtformatlock" xmlns:w16se="http://schemas.microsoft.com/office/word/2015/wordml/symex" xmlns:w16du="http://schemas.microsoft.com/office/word/2023/wordml/word16du" xmlns:wne="http://schemas.microsoft.com/office/word/2006/wordml" mc:Ignorable="w14 w15 w16se w16cid w16 w16cex w16sdtdh w16sdtfl w16du wp14">
   <w:body>
+    <w:p>
+      <w:r>
+        <w:t>-passe die kinder auf der mobilen bibliothek seite an, diese überlappen sich</w:t>
+      </w:r>
+    </w:p>
     <w:p>
       <w:r>
         <w:t>-</w:t>
       </w:r>
       <w:r>
-        <w:t>entferne bei hauskatze das haus das es überall nur katze heisst.</w:t>
-      </w:r>
-      <w:r>
-        <w:t xml:space="preserve"> </w:t>
+        <w:t>kontrolliere in der bibliothek die seitenzahl zum teil werden artikel mit seitenzahl 30'000 angezeigt</w:t>
       </w:r>
     </w:p>
     <w:sectPr>
@@ -24,7 +26,7 @@
 </file>
 
 <file path=word/styles.xml><?xml version="1.0" encoding="utf-8"?>
-<w:styles xmlns:mc="http://schemas.openxmlformats.org/markup-compatibility/2006" xmlns:r="http://schemas.openxmlformats.org/officeDocument/2006/relationships" xmlns:w="http://schemas.openxmlformats.org/wordprocessingml/2006/main" xmlns:w14="http://schemas.microsoft.com/office/word/2010/wordml" xmlns:w15="http://schemas.microsoft.com/office/word/2012/wordml" xmlns:w16cex="http://schemas.microsoft.com/office/word/2018/wordml/cex" xmlns:w16cid="http://schemas.microsoft.com/office/word/2016/wordml/cid" xmlns:w16="http://schemas.microsoft.com/office/word/2018/wordml" xmlns:w16du="http://schemas.microsoft.com/office/word/2023/wordml/word16du" xmlns:w16sdtdh="http://schemas.microsoft.com/office/word/2020/wordml/sdtdatahash" xmlns:w16sdtfl="http://schemas.microsoft.com/office/word/2024/wordml/sdtformatlock" xmlns:w16se="http://schemas.microsoft.com/office/word/2015/wordml/symex" mc:Ignorable="w14 w15 w16se w16cid w16 w16cex w16sdtdh w16sdtfl w16du">
+<w:styles xmlns:mc="http://schemas.openxmlformats.org/markup-compatibility/2006" xmlns:r="http://schemas.openxmlformats.org/officeDocument/2006/relationships" xmlns:w="http://schemas.openxmlformats.org/wordprocessingml/2006/main" xmlns:w14="http://schemas.microsoft.com/office/word/2010/wordml" xmlns:w15="http://schemas.microsoft.com/office/word/2012/wordml" xmlns:w16cex="http://schemas.microsoft.com/office/word/2018/wordml/cex" xmlns:w16cid="http://schemas.microsoft.com/office/word/2016/wordml/cid" xmlns:w16="http://schemas.microsoft.com/office/word/2018/wordml" xmlns:w16sdtdh="http://schemas.microsoft.com/office/word/2020/wordml/sdtdatahash" xmlns:w16sdtfl="http://schemas.microsoft.com/office/word/2024/wordml/sdtformatlock" xmlns:w16se="http://schemas.microsoft.com/office/word/2015/wordml/symex" xmlns:w16du="http://schemas.microsoft.com/office/word/2023/wordml/word16du" mc:Ignorable="w14 w15 w16se w16cid w16 w16cex w16sdtdh w16sdtfl w16du">
   <w:docDefaults>
     <w:rPrDefault>
       <w:rPr>
@@ -420,15 +422,15 @@
     <w:lsdException w:name="Unresolved Mention" w:semiHidden="1" w:unhideWhenUsed="1"/>
     <w:lsdException w:name="Smart Link" w:semiHidden="1" w:unhideWhenUsed="1"/>
   </w:latentStyles>
-  <w:style w:type="paragraph" w:default="1" w:styleId="Standard">
+  <w:style w:type="paragraph" w:default="1" w:styleId="Normal">
     <w:name w:val="Normal"/>
     <w:qFormat/>
   </w:style>
-  <w:style w:type="paragraph" w:styleId="berschrift1">
+  <w:style w:type="paragraph" w:styleId="Heading1">
     <w:name w:val="heading 1"/>
-    <w:basedOn w:val="Standard"/>
-    <w:next w:val="Standard"/>
-    <w:link w:val="berschrift1Zchn"/>
+    <w:basedOn w:val="Normal"/>
+    <w:next w:val="Normal"/>
+    <w:link w:val="Heading1Char"/>
     <w:uiPriority w:val="9"/>
     <w:qFormat/>
     <w:rsid w:val="00A315F9"/>
@@ -445,11 +447,11 @@
       <w:szCs w:val="40"/>
     </w:rPr>
   </w:style>
-  <w:style w:type="paragraph" w:styleId="berschrift2">
+  <w:style w:type="paragraph" w:styleId="Heading2">
     <w:name w:val="heading 2"/>
-    <w:basedOn w:val="Standard"/>
-    <w:next w:val="Standard"/>
-    <w:link w:val="berschrift2Zchn"/>
+    <w:basedOn w:val="Normal"/>
+    <w:next w:val="Normal"/>
+    <w:link w:val="Heading2Char"/>
     <w:uiPriority w:val="9"/>
     <w:semiHidden/>
     <w:unhideWhenUsed/>
@@ -468,11 +470,11 @@
       <w:szCs w:val="32"/>
     </w:rPr>
   </w:style>
-  <w:style w:type="paragraph" w:styleId="berschrift3">
+  <w:style w:type="paragraph" w:styleId="Heading3">
     <w:name w:val="heading 3"/>
-    <w:basedOn w:val="Standard"/>
-    <w:next w:val="Standard"/>
-    <w:link w:val="berschrift3Zchn"/>
+    <w:basedOn w:val="Normal"/>
+    <w:next w:val="Normal"/>
+    <w:link w:val="Heading3Char"/>
     <w:uiPriority w:val="9"/>
     <w:semiHidden/>
     <w:unhideWhenUsed/>
@@ -491,11 +493,11 @@
       <w:szCs w:val="28"/>
     </w:rPr>
   </w:style>
-  <w:style w:type="paragraph" w:styleId="berschrift4">
+  <w:style w:type="paragraph" w:styleId="Heading4">
     <w:name w:val="heading 4"/>
-    <w:basedOn w:val="Standard"/>
-    <w:next w:val="Standard"/>
-    <w:link w:val="berschrift4Zchn"/>
+    <w:basedOn w:val="Normal"/>
+    <w:next w:val="Normal"/>
+    <w:link w:val="Heading4Char"/>
     <w:uiPriority w:val="9"/>
     <w:semiHidden/>
     <w:unhideWhenUsed/>
@@ -514,11 +516,11 @@
       <w:color w:val="0F4761" w:themeColor="accent1" w:themeShade="BF"/>
     </w:rPr>
   </w:style>
-  <w:style w:type="paragraph" w:styleId="berschrift5">
+  <w:style w:type="paragraph" w:styleId="Heading5">
     <w:name w:val="heading 5"/>
-    <w:basedOn w:val="Standard"/>
-    <w:next w:val="Standard"/>
-    <w:link w:val="berschrift5Zchn"/>
+    <w:basedOn w:val="Normal"/>
+    <w:next w:val="Normal"/>
+    <w:link w:val="Heading5Char"/>
     <w:uiPriority w:val="9"/>
     <w:semiHidden/>
     <w:unhideWhenUsed/>
@@ -535,11 +537,11 @@
       <w:color w:val="0F4761" w:themeColor="accent1" w:themeShade="BF"/>
     </w:rPr>
   </w:style>
-  <w:style w:type="paragraph" w:styleId="berschrift6">
+  <w:style w:type="paragraph" w:styleId="Heading6">
     <w:name w:val="heading 6"/>
-    <w:basedOn w:val="Standard"/>
-    <w:next w:val="Standard"/>
-    <w:link w:val="berschrift6Zchn"/>
+    <w:basedOn w:val="Normal"/>
+    <w:next w:val="Normal"/>
+    <w:link w:val="Heading6Char"/>
     <w:uiPriority w:val="9"/>
     <w:semiHidden/>
     <w:unhideWhenUsed/>
@@ -558,11 +560,11 @@
       <w:color w:val="595959" w:themeColor="text1" w:themeTint="A6"/>
     </w:rPr>
   </w:style>
-  <w:style w:type="paragraph" w:styleId="berschrift7">
+  <w:style w:type="paragraph" w:styleId="Heading7">
     <w:name w:val="heading 7"/>
-    <w:basedOn w:val="Standard"/>
-    <w:next w:val="Standard"/>
-    <w:link w:val="berschrift7Zchn"/>
+    <w:basedOn w:val="Normal"/>
+    <w:next w:val="Normal"/>
+    <w:link w:val="Heading7Char"/>
     <w:uiPriority w:val="9"/>
     <w:semiHidden/>
     <w:unhideWhenUsed/>
@@ -579,11 +581,11 @@
       <w:color w:val="595959" w:themeColor="text1" w:themeTint="A6"/>
     </w:rPr>
   </w:style>
-  <w:style w:type="paragraph" w:styleId="berschrift8">
+  <w:style w:type="paragraph" w:styleId="Heading8">
     <w:name w:val="heading 8"/>
-    <w:basedOn w:val="Standard"/>
-    <w:next w:val="Standard"/>
-    <w:link w:val="berschrift8Zchn"/>
+    <w:basedOn w:val="Normal"/>
+    <w:next w:val="Normal"/>
+    <w:link w:val="Heading8Char"/>
     <w:uiPriority w:val="9"/>
     <w:semiHidden/>
     <w:unhideWhenUsed/>
@@ -602,11 +604,11 @@
       <w:color w:val="272727" w:themeColor="text1" w:themeTint="D8"/>
     </w:rPr>
   </w:style>
-  <w:style w:type="paragraph" w:styleId="berschrift9">
+  <w:style w:type="paragraph" w:styleId="Heading9">
     <w:name w:val="heading 9"/>
-    <w:basedOn w:val="Standard"/>
-    <w:next w:val="Standard"/>
-    <w:link w:val="berschrift9Zchn"/>
+    <w:basedOn w:val="Normal"/>
+    <w:next w:val="Normal"/>
+    <w:link w:val="Heading9Char"/>
     <w:uiPriority w:val="9"/>
     <w:semiHidden/>
     <w:unhideWhenUsed/>
@@ -623,13 +625,13 @@
       <w:color w:val="272727" w:themeColor="text1" w:themeTint="D8"/>
     </w:rPr>
   </w:style>
-  <w:style w:type="character" w:default="1" w:styleId="Absatz-Standardschriftart">
+  <w:style w:type="character" w:default="1" w:styleId="DefaultParagraphFont">
     <w:name w:val="Default Paragraph Font"/>
     <w:uiPriority w:val="1"/>
     <w:semiHidden/>
     <w:unhideWhenUsed/>
   </w:style>
-  <w:style w:type="table" w:default="1" w:styleId="NormaleTabelle">
+  <w:style w:type="table" w:default="1" w:styleId="TableNormal">
     <w:name w:val="Normal Table"/>
     <w:uiPriority w:val="99"/>
     <w:semiHidden/>
@@ -644,16 +646,16 @@
       </w:tblCellMar>
     </w:tblPr>
   </w:style>
-  <w:style w:type="numbering" w:default="1" w:styleId="KeineListe">
+  <w:style w:type="numbering" w:default="1" w:styleId="NoList">
     <w:name w:val="No List"/>
     <w:uiPriority w:val="99"/>
     <w:semiHidden/>
     <w:unhideWhenUsed/>
   </w:style>
-  <w:style w:type="character" w:customStyle="1" w:styleId="berschrift1Zchn">
-    <w:name w:val="Überschrift 1 Zchn"/>
-    <w:basedOn w:val="Absatz-Standardschriftart"/>
-    <w:link w:val="berschrift1"/>
+  <w:style w:type="character" w:customStyle="1" w:styleId="Heading1Char">
+    <w:name w:val="Heading 1 Char"/>
+    <w:basedOn w:val="DefaultParagraphFont"/>
+    <w:link w:val="Heading1"/>
     <w:uiPriority w:val="9"/>
     <w:rsid w:val="00A315F9"/>
     <w:rPr>
@@ -663,10 +665,10 @@
       <w:szCs w:val="40"/>
     </w:rPr>
   </w:style>
-  <w:style w:type="character" w:customStyle="1" w:styleId="berschrift2Zchn">
-    <w:name w:val="Überschrift 2 Zchn"/>
-    <w:basedOn w:val="Absatz-Standardschriftart"/>
-    <w:link w:val="berschrift2"/>
+  <w:style w:type="character" w:customStyle="1" w:styleId="Heading2Char">
+    <w:name w:val="Heading 2 Char"/>
+    <w:basedOn w:val="DefaultParagraphFont"/>
+    <w:link w:val="Heading2"/>
     <w:uiPriority w:val="9"/>
     <w:semiHidden/>
     <w:rsid w:val="00A315F9"/>
@@ -677,10 +679,10 @@
       <w:szCs w:val="32"/>
     </w:rPr>
   </w:style>
-  <w:style w:type="character" w:customStyle="1" w:styleId="berschrift3Zchn">
-    <w:name w:val="Überschrift 3 Zchn"/>
-    <w:basedOn w:val="Absatz-Standardschriftart"/>
-    <w:link w:val="berschrift3"/>
+  <w:style w:type="character" w:customStyle="1" w:styleId="Heading3Char">
+    <w:name w:val="Heading 3 Char"/>
+    <w:basedOn w:val="DefaultParagraphFont"/>
+    <w:link w:val="Heading3"/>
     <w:uiPriority w:val="9"/>
     <w:semiHidden/>
     <w:rsid w:val="00A315F9"/>
@@ -691,10 +693,10 @@
       <w:szCs w:val="28"/>
     </w:rPr>
   </w:style>
-  <w:style w:type="character" w:customStyle="1" w:styleId="berschrift4Zchn">
-    <w:name w:val="Überschrift 4 Zchn"/>
-    <w:basedOn w:val="Absatz-Standardschriftart"/>
-    <w:link w:val="berschrift4"/>
+  <w:style w:type="character" w:customStyle="1" w:styleId="Heading4Char">
+    <w:name w:val="Heading 4 Char"/>
+    <w:basedOn w:val="DefaultParagraphFont"/>
+    <w:link w:val="Heading4"/>
     <w:uiPriority w:val="9"/>
     <w:semiHidden/>
     <w:rsid w:val="00A315F9"/>
@@ -705,22 +707,22 @@
       <w:color w:val="0F4761" w:themeColor="accent1" w:themeShade="BF"/>
     </w:rPr>
   </w:style>
-  <w:style w:type="character" w:customStyle="1" w:styleId="berschrift5Zchn">
-    <w:name w:val="Überschrift 5 Zchn"/>
-    <w:basedOn w:val="Absatz-Standardschriftart"/>
-    <w:link w:val="berschrift5"/>
-    <w:uiPriority w:val="9"/>
-    <w:semiHidden/>
-    <w:rsid w:val="00A315F9"/>
-    <w:rPr>
-      <w:rFonts w:eastAsiaTheme="majorEastAsia" w:cstheme="majorBidi"/>
-      <w:color w:val="0F4761" w:themeColor="accent1" w:themeShade="BF"/>
-    </w:rPr>
-  </w:style>
-  <w:style w:type="character" w:customStyle="1" w:styleId="berschrift6Zchn">
-    <w:name w:val="Überschrift 6 Zchn"/>
-    <w:basedOn w:val="Absatz-Standardschriftart"/>
-    <w:link w:val="berschrift6"/>
+  <w:style w:type="character" w:customStyle="1" w:styleId="Heading5Char">
+    <w:name w:val="Heading 5 Char"/>
+    <w:basedOn w:val="DefaultParagraphFont"/>
+    <w:link w:val="Heading5"/>
+    <w:uiPriority w:val="9"/>
+    <w:semiHidden/>
+    <w:rsid w:val="00A315F9"/>
+    <w:rPr>
+      <w:rFonts w:eastAsiaTheme="majorEastAsia" w:cstheme="majorBidi"/>
+      <w:color w:val="0F4761" w:themeColor="accent1" w:themeShade="BF"/>
+    </w:rPr>
+  </w:style>
+  <w:style w:type="character" w:customStyle="1" w:styleId="Heading6Char">
+    <w:name w:val="Heading 6 Char"/>
+    <w:basedOn w:val="DefaultParagraphFont"/>
+    <w:link w:val="Heading6"/>
     <w:uiPriority w:val="9"/>
     <w:semiHidden/>
     <w:rsid w:val="00A315F9"/>
@@ -731,10 +733,10 @@
       <w:color w:val="595959" w:themeColor="text1" w:themeTint="A6"/>
     </w:rPr>
   </w:style>
-  <w:style w:type="character" w:customStyle="1" w:styleId="berschrift7Zchn">
-    <w:name w:val="Überschrift 7 Zchn"/>
-    <w:basedOn w:val="Absatz-Standardschriftart"/>
-    <w:link w:val="berschrift7"/>
+  <w:style w:type="character" w:customStyle="1" w:styleId="Heading7Char">
+    <w:name w:val="Heading 7 Char"/>
+    <w:basedOn w:val="DefaultParagraphFont"/>
+    <w:link w:val="Heading7"/>
     <w:uiPriority w:val="9"/>
     <w:semiHidden/>
     <w:rsid w:val="00A315F9"/>
@@ -743,10 +745,10 @@
       <w:color w:val="595959" w:themeColor="text1" w:themeTint="A6"/>
     </w:rPr>
   </w:style>
-  <w:style w:type="character" w:customStyle="1" w:styleId="berschrift8Zchn">
-    <w:name w:val="Überschrift 8 Zchn"/>
-    <w:basedOn w:val="Absatz-Standardschriftart"/>
-    <w:link w:val="berschrift8"/>
+  <w:style w:type="character" w:customStyle="1" w:styleId="Heading8Char">
+    <w:name w:val="Heading 8 Char"/>
+    <w:basedOn w:val="DefaultParagraphFont"/>
+    <w:link w:val="Heading8"/>
     <w:uiPriority w:val="9"/>
     <w:semiHidden/>
     <w:rsid w:val="00A315F9"/>
@@ -757,10 +759,10 @@
       <w:color w:val="272727" w:themeColor="text1" w:themeTint="D8"/>
     </w:rPr>
   </w:style>
-  <w:style w:type="character" w:customStyle="1" w:styleId="berschrift9Zchn">
-    <w:name w:val="Überschrift 9 Zchn"/>
-    <w:basedOn w:val="Absatz-Standardschriftart"/>
-    <w:link w:val="berschrift9"/>
+  <w:style w:type="character" w:customStyle="1" w:styleId="Heading9Char">
+    <w:name w:val="Heading 9 Char"/>
+    <w:basedOn w:val="DefaultParagraphFont"/>
+    <w:link w:val="Heading9"/>
     <w:uiPriority w:val="9"/>
     <w:semiHidden/>
     <w:rsid w:val="00A315F9"/>
@@ -769,11 +771,11 @@
       <w:color w:val="272727" w:themeColor="text1" w:themeTint="D8"/>
     </w:rPr>
   </w:style>
-  <w:style w:type="paragraph" w:styleId="Titel">
+  <w:style w:type="paragraph" w:styleId="Title">
     <w:name w:val="Title"/>
-    <w:basedOn w:val="Standard"/>
-    <w:next w:val="Standard"/>
-    <w:link w:val="TitelZchn"/>
+    <w:basedOn w:val="Normal"/>
+    <w:next w:val="Normal"/>
+    <w:link w:val="TitleChar"/>
     <w:uiPriority w:val="10"/>
     <w:qFormat/>
     <w:rsid w:val="00A315F9"/>
@@ -789,10 +791,10 @@
       <w:szCs w:val="56"/>
     </w:rPr>
   </w:style>
-  <w:style w:type="character" w:customStyle="1" w:styleId="TitelZchn">
-    <w:name w:val="Titel Zchn"/>
-    <w:basedOn w:val="Absatz-Standardschriftart"/>
-    <w:link w:val="Titel"/>
+  <w:style w:type="character" w:customStyle="1" w:styleId="TitleChar">
+    <w:name w:val="Title Char"/>
+    <w:basedOn w:val="DefaultParagraphFont"/>
+    <w:link w:val="Title"/>
     <w:uiPriority w:val="10"/>
     <w:rsid w:val="00A315F9"/>
     <w:rPr>
@@ -803,11 +805,11 @@
       <w:szCs w:val="56"/>
     </w:rPr>
   </w:style>
-  <w:style w:type="paragraph" w:styleId="Untertitel">
+  <w:style w:type="paragraph" w:styleId="Subtitle">
     <w:name w:val="Subtitle"/>
-    <w:basedOn w:val="Standard"/>
-    <w:next w:val="Standard"/>
-    <w:link w:val="UntertitelZchn"/>
+    <w:basedOn w:val="Normal"/>
+    <w:next w:val="Normal"/>
+    <w:link w:val="SubtitleChar"/>
     <w:uiPriority w:val="11"/>
     <w:qFormat/>
     <w:rsid w:val="00A315F9"/>
@@ -824,10 +826,10 @@
       <w:szCs w:val="28"/>
     </w:rPr>
   </w:style>
-  <w:style w:type="character" w:customStyle="1" w:styleId="UntertitelZchn">
-    <w:name w:val="Untertitel Zchn"/>
-    <w:basedOn w:val="Absatz-Standardschriftart"/>
-    <w:link w:val="Untertitel"/>
+  <w:style w:type="character" w:customStyle="1" w:styleId="SubtitleChar">
+    <w:name w:val="Subtitle Char"/>
+    <w:basedOn w:val="DefaultParagraphFont"/>
+    <w:link w:val="Subtitle"/>
     <w:uiPriority w:val="11"/>
     <w:rsid w:val="00A315F9"/>
     <w:rPr>
@@ -838,11 +840,11 @@
       <w:szCs w:val="28"/>
     </w:rPr>
   </w:style>
-  <w:style w:type="paragraph" w:styleId="Zitat">
+  <w:style w:type="paragraph" w:styleId="Quote">
     <w:name w:val="Quote"/>
-    <w:basedOn w:val="Standard"/>
-    <w:next w:val="Standard"/>
-    <w:link w:val="ZitatZchn"/>
+    <w:basedOn w:val="Normal"/>
+    <w:next w:val="Normal"/>
+    <w:link w:val="QuoteChar"/>
     <w:uiPriority w:val="29"/>
     <w:qFormat/>
     <w:rsid w:val="00A315F9"/>
@@ -856,10 +858,10 @@
       <w:color w:val="404040" w:themeColor="text1" w:themeTint="BF"/>
     </w:rPr>
   </w:style>
-  <w:style w:type="character" w:customStyle="1" w:styleId="ZitatZchn">
-    <w:name w:val="Zitat Zchn"/>
-    <w:basedOn w:val="Absatz-Standardschriftart"/>
-    <w:link w:val="Zitat"/>
+  <w:style w:type="character" w:customStyle="1" w:styleId="QuoteChar">
+    <w:name w:val="Quote Char"/>
+    <w:basedOn w:val="DefaultParagraphFont"/>
+    <w:link w:val="Quote"/>
     <w:uiPriority w:val="29"/>
     <w:rsid w:val="00A315F9"/>
     <w:rPr>
@@ -868,9 +870,9 @@
       <w:color w:val="404040" w:themeColor="text1" w:themeTint="BF"/>
     </w:rPr>
   </w:style>
-  <w:style w:type="paragraph" w:styleId="Listenabsatz">
+  <w:style w:type="paragraph" w:styleId="ListParagraph">
     <w:name w:val="List Paragraph"/>
-    <w:basedOn w:val="Standard"/>
+    <w:basedOn w:val="Normal"/>
     <w:uiPriority w:val="34"/>
     <w:qFormat/>
     <w:rsid w:val="00A315F9"/>
@@ -879,9 +881,9 @@
       <w:contextualSpacing/>
     </w:pPr>
   </w:style>
-  <w:style w:type="character" w:styleId="IntensiveHervorhebung">
+  <w:style w:type="character" w:styleId="IntenseEmphasis">
     <w:name w:val="Intense Emphasis"/>
-    <w:basedOn w:val="Absatz-Standardschriftart"/>
+    <w:basedOn w:val="DefaultParagraphFont"/>
     <w:uiPriority w:val="21"/>
     <w:qFormat/>
     <w:rsid w:val="00A315F9"/>
@@ -891,11 +893,11 @@
       <w:color w:val="0F4761" w:themeColor="accent1" w:themeShade="BF"/>
     </w:rPr>
   </w:style>
-  <w:style w:type="paragraph" w:styleId="IntensivesZitat">
+  <w:style w:type="paragraph" w:styleId="IntenseQuote">
     <w:name w:val="Intense Quote"/>
-    <w:basedOn w:val="Standard"/>
-    <w:next w:val="Standard"/>
-    <w:link w:val="IntensivesZitatZchn"/>
+    <w:basedOn w:val="Normal"/>
+    <w:next w:val="Normal"/>
+    <w:link w:val="IntenseQuoteChar"/>
     <w:uiPriority w:val="30"/>
     <w:qFormat/>
     <w:rsid w:val="00A315F9"/>
@@ -914,10 +916,10 @@
       <w:color w:val="0F4761" w:themeColor="accent1" w:themeShade="BF"/>
     </w:rPr>
   </w:style>
-  <w:style w:type="character" w:customStyle="1" w:styleId="IntensivesZitatZchn">
-    <w:name w:val="Intensives Zitat Zchn"/>
-    <w:basedOn w:val="Absatz-Standardschriftart"/>
-    <w:link w:val="IntensivesZitat"/>
+  <w:style w:type="character" w:customStyle="1" w:styleId="IntenseQuoteChar">
+    <w:name w:val="Intense Quote Char"/>
+    <w:basedOn w:val="DefaultParagraphFont"/>
+    <w:link w:val="IntenseQuote"/>
     <w:uiPriority w:val="30"/>
     <w:rsid w:val="00A315F9"/>
     <w:rPr>
@@ -926,9 +928,9 @@
       <w:color w:val="0F4761" w:themeColor="accent1" w:themeShade="BF"/>
     </w:rPr>
   </w:style>
-  <w:style w:type="character" w:styleId="IntensiverVerweis">
+  <w:style w:type="character" w:styleId="IntenseReference">
     <w:name w:val="Intense Reference"/>
-    <w:basedOn w:val="Absatz-Standardschriftart"/>
+    <w:basedOn w:val="DefaultParagraphFont"/>
     <w:uiPriority w:val="32"/>
     <w:qFormat/>
     <w:rsid w:val="00A315F9"/>
